--- a/paper/submission/TitlePage.docx
+++ b/paper/submission/TitlePage.docx
@@ -12,7 +12,7 @@
     </w:p>
     <w:p>
       <w:r>
-        <w:t xml:space="preserve">Query-adaptive late segmentation: dynamic context assembly via sentence multi-vectors and split-conformal budgeting</w:t>
+        <w:t xml:space="preserve">Query-adaptive late segmentation: budgeted contiguous evidence assembly for retrieval-augmented generation</w:t>
       </w:r>
     </w:p>
     <w:p>
@@ -80,12 +80,12 @@
     </w:p>
     <w:p>
       <w:r>
-        <w:t xml:space="preserve">Mohammad Bani Younes: Conceptualization, Methodology, Software, Validation, Investigation, Writing – original draft.</w:t>
+        <w:t xml:space="preserve">Mohammad Bani Younes: Conceptualization, Methodology, Software, Validation, Investigation, Writing - original draft.</w:t>
       </w:r>
     </w:p>
     <w:p>
       <w:r>
-        <w:t xml:space="preserve">Mutaz Younes: Supervision, Formal analysis, Writing – review and editing, Project administration.</w:t>
+        <w:t xml:space="preserve">Mutaz Younes: Supervision, Formal analysis, Writing - review and editing, Project administration.</w:t>
       </w:r>
     </w:p>
     <w:p>
